--- a/Иструкция по созданию графиков.docx
+++ b/Иструкция по созданию графиков.docx
@@ -521,11 +521,6 @@
       </w:hyperlink>
     </w:p>
     <w:p>
-      <w:pPr>
-        <w:rPr>
-          <w:lang w:val="en-US"/>
-        </w:rPr>
-      </w:pPr>
       <w:r>
         <w:rPr>
           <w:noProof/>
@@ -576,6 +571,192 @@
         </w:rPr>
       </w:pPr>
       <w:r>
+        <w:t xml:space="preserve">Выделите в </w:t>
+      </w:r>
+      <w:r>
+        <w:rPr>
+          <w:lang w:val="en-US"/>
+        </w:rPr>
+        <w:t xml:space="preserve">Editor </w:t>
+      </w:r>
+      <w:proofErr w:type="spellStart"/>
+      <w:r>
+        <w:rPr>
+          <w:lang w:val="en-US"/>
+        </w:rPr>
+        <w:t>NugetForUnity</w:t>
+      </w:r>
+      <w:proofErr w:type="spellEnd"/>
+      <w:r>
+        <w:rPr>
+          <w:lang w:val="en-US"/>
+        </w:rPr>
+        <w:t xml:space="preserve"> </w:t>
+      </w:r>
+    </w:p>
+    <w:p>
+      <w:pPr>
+        <w:rPr>
+          <w:lang w:val="en-US"/>
+        </w:rPr>
+      </w:pPr>
+      <w:r>
+        <w:rPr>
+          <w:noProof/>
+          <w:lang w:eastAsia="ru-RU"/>
+        </w:rPr>
+        <w:drawing>
+          <wp:inline distT="0" distB="0" distL="0" distR="0">
+            <wp:extent cx="5322570" cy="3390265"/>
+            <wp:effectExtent l="0" t="0" r="0" b="635"/>
+            <wp:docPr id="11" name="Рисунок 11"/>
+            <wp:cNvGraphicFramePr>
+              <a:graphicFrameLocks xmlns:a="http://schemas.openxmlformats.org/drawingml/2006/main" noChangeAspect="1"/>
+            </wp:cNvGraphicFramePr>
+            <a:graphic xmlns:a="http://schemas.openxmlformats.org/drawingml/2006/main">
+              <a:graphicData uri="http://schemas.openxmlformats.org/drawingml/2006/picture">
+                <pic:pic xmlns:pic="http://schemas.openxmlformats.org/drawingml/2006/picture">
+                  <pic:nvPicPr>
+                    <pic:cNvPr id="0" name="Picture 2"/>
+                    <pic:cNvPicPr>
+                      <a:picLocks noChangeAspect="1" noChangeArrowheads="1"/>
+                    </pic:cNvPicPr>
+                  </pic:nvPicPr>
+                  <pic:blipFill>
+                    <a:blip r:embed="rId13">
+                      <a:extLst>
+                        <a:ext uri="{28A0092B-C50C-407E-A947-70E740481C1C}">
+                          <a14:useLocalDpi xmlns:a14="http://schemas.microsoft.com/office/drawing/2010/main" val="0"/>
+                        </a:ext>
+                      </a:extLst>
+                    </a:blip>
+                    <a:srcRect/>
+                    <a:stretch>
+                      <a:fillRect/>
+                    </a:stretch>
+                  </pic:blipFill>
+                  <pic:spPr bwMode="auto">
+                    <a:xfrm>
+                      <a:off x="0" y="0"/>
+                      <a:ext cx="5322570" cy="3390265"/>
+                    </a:xfrm>
+                    <a:prstGeom prst="rect">
+                      <a:avLst/>
+                    </a:prstGeom>
+                    <a:noFill/>
+                    <a:ln>
+                      <a:noFill/>
+                    </a:ln>
+                  </pic:spPr>
+                </pic:pic>
+              </a:graphicData>
+            </a:graphic>
+          </wp:inline>
+        </w:drawing>
+      </w:r>
+    </w:p>
+    <w:p>
+      <w:r>
+        <w:t xml:space="preserve">В инспекторе добавьте поддержку платформы </w:t>
+      </w:r>
+      <w:r>
+        <w:rPr>
+          <w:lang w:val="en-US"/>
+        </w:rPr>
+        <w:t>Android</w:t>
+      </w:r>
+    </w:p>
+    <w:p>
+      <w:r>
+        <w:t xml:space="preserve">Тоже самое повторите для </w:t>
+      </w:r>
+      <w:r>
+        <w:rPr>
+          <w:lang w:val="en-US"/>
+        </w:rPr>
+        <w:t>NuGetForUnity</w:t>
+      </w:r>
+      <w:r>
+        <w:t>.</w:t>
+      </w:r>
+      <w:r>
+        <w:rPr>
+          <w:lang w:val="en-US"/>
+        </w:rPr>
+        <w:t>PluginAPI</w:t>
+      </w:r>
+      <w:bookmarkStart w:id="0" w:name="_GoBack"/>
+      <w:bookmarkEnd w:id="0"/>
+    </w:p>
+    <w:p>
+      <w:pPr>
+        <w:rPr>
+          <w:lang w:val="en-US"/>
+        </w:rPr>
+      </w:pPr>
+      <w:r>
+        <w:rPr>
+          <w:noProof/>
+          <w:lang w:eastAsia="ru-RU"/>
+        </w:rPr>
+        <w:lastRenderedPageBreak/>
+        <w:drawing>
+          <wp:inline distT="0" distB="0" distL="0" distR="0">
+            <wp:extent cx="3994150" cy="4986020"/>
+            <wp:effectExtent l="0" t="0" r="6350" b="5080"/>
+            <wp:docPr id="12" name="Рисунок 12"/>
+            <wp:cNvGraphicFramePr>
+              <a:graphicFrameLocks xmlns:a="http://schemas.openxmlformats.org/drawingml/2006/main" noChangeAspect="1"/>
+            </wp:cNvGraphicFramePr>
+            <a:graphic xmlns:a="http://schemas.openxmlformats.org/drawingml/2006/main">
+              <a:graphicData uri="http://schemas.openxmlformats.org/drawingml/2006/picture">
+                <pic:pic xmlns:pic="http://schemas.openxmlformats.org/drawingml/2006/picture">
+                  <pic:nvPicPr>
+                    <pic:cNvPr id="0" name="Picture 3"/>
+                    <pic:cNvPicPr>
+                      <a:picLocks noChangeAspect="1" noChangeArrowheads="1"/>
+                    </pic:cNvPicPr>
+                  </pic:nvPicPr>
+                  <pic:blipFill>
+                    <a:blip r:embed="rId14">
+                      <a:extLst>
+                        <a:ext uri="{28A0092B-C50C-407E-A947-70E740481C1C}">
+                          <a14:useLocalDpi xmlns:a14="http://schemas.microsoft.com/office/drawing/2010/main" val="0"/>
+                        </a:ext>
+                      </a:extLst>
+                    </a:blip>
+                    <a:srcRect/>
+                    <a:stretch>
+                      <a:fillRect/>
+                    </a:stretch>
+                  </pic:blipFill>
+                  <pic:spPr bwMode="auto">
+                    <a:xfrm>
+                      <a:off x="0" y="0"/>
+                      <a:ext cx="3994150" cy="4986020"/>
+                    </a:xfrm>
+                    <a:prstGeom prst="rect">
+                      <a:avLst/>
+                    </a:prstGeom>
+                    <a:noFill/>
+                    <a:ln>
+                      <a:noFill/>
+                    </a:ln>
+                  </pic:spPr>
+                </pic:pic>
+              </a:graphicData>
+            </a:graphic>
+          </wp:inline>
+        </w:drawing>
+      </w:r>
+    </w:p>
+    <w:p>
+      <w:pPr>
+        <w:rPr>
+          <w:lang w:val="en-US"/>
+        </w:rPr>
+      </w:pPr>
+      <w:r>
         <w:t>Откройте</w:t>
       </w:r>
       <w:r>
@@ -631,7 +812,7 @@
                     <pic:cNvPicPr/>
                   </pic:nvPicPr>
                   <pic:blipFill>
-                    <a:blip r:embed="rId13"/>
+                    <a:blip r:embed="rId15"/>
                     <a:stretch>
                       <a:fillRect/>
                     </a:stretch>
@@ -718,7 +899,7 @@
                     <pic:cNvPicPr/>
                   </pic:nvPicPr>
                   <pic:blipFill>
-                    <a:blip r:embed="rId14"/>
+                    <a:blip r:embed="rId16"/>
                     <a:stretch>
                       <a:fillRect/>
                     </a:stretch>
@@ -6985,7 +7166,7 @@
                     </pic:cNvPicPr>
                   </pic:nvPicPr>
                   <pic:blipFill>
-                    <a:blip r:embed="rId15">
+                    <a:blip r:embed="rId17">
                       <a:extLst>
                         <a:ext uri="{28A0092B-C50C-407E-A947-70E740481C1C}">
                           <a14:useLocalDpi xmlns:a14="http://schemas.microsoft.com/office/drawing/2010/main" val="0"/>
@@ -7016,8 +7197,6 @@
           </wp:inline>
         </w:drawing>
       </w:r>
-      <w:bookmarkStart w:id="0" w:name="_GoBack"/>
-      <w:bookmarkEnd w:id="0"/>
     </w:p>
     <w:sectPr>
       <w:pgSz w:w="11906" w:h="16838"/>
